--- a/backend/templates/pragmavox/assignation_refere_commerce.template.docx
+++ b/backend/templates/pragmavox/assignation_refere_commerce.template.docx
@@ -70,14 +70,14 @@
           <w:rFonts w:ascii="Arial" w:hAnsi="Arial" w:cs="Arial"/>
           <w:b/>
         </w:rPr>
-        <w:t>DE COMMERCE D</w:t>
-      </w:r>
-      <w:r>
-        <w:rPr>
-          <w:rFonts w:ascii="Arial" w:hAnsi="Arial" w:cs="Arial"/>
-          <w:b/>
-        </w:rPr>
-        <w:t xml:space="preserve">E {dossier_tribunal_ville}</w:t>
+        <w:t>DE COMMERCE </w:t>
+      </w:r>
+      <w:r>
+        <w:rPr>
+          <w:rFonts w:ascii="Arial" w:hAnsi="Arial" w:cs="Arial"/>
+          <w:b/>
+        </w:rPr>
+        <w:t xml:space="preserve">{dossier_tribunal_ville_DE}</w:t>
       </w:r>
     </w:p>
     <w:p ns2:paraId="520141A8" ns2:textId="77777777">
@@ -154,13 +154,13 @@
         <w:rPr>
           <w:rFonts w:cs="Arial"/>
         </w:rPr>
-        <w:t>D</w:t>
+        <w:t/>
       </w:r>
       <w:r>
         <w:rPr>
           <w:rFonts w:cs="Arial"/>
         </w:rPr>
-        <w:t xml:space="preserve">E {dossier_tribunal_ville}</w:t>
+        <w:t xml:space="preserve">{dossier_tribunal_ville_DE}</w:t>
       </w:r>
       <w:r>
         <w:rPr>
@@ -309,7 +309,7 @@
         <w:rPr>
           <w:rFonts w:ascii="Arial" w:hAnsi="Arial" w:cs="Arial"/>
         </w:rPr>
-        <w:t xml:space="preserve"> euros, ayant son siège social sis </w:t>
+        <w:t xml:space="preserve">, ayant son siège social sis </w:t>
       </w:r>
       <w:r>
         <w:rPr>
@@ -321,13 +321,13 @@
         <w:rPr>
           <w:rFonts w:ascii="Arial" w:hAnsi="Arial" w:cs="Arial"/>
         </w:rPr>
-        <w:t>, immatriculée au Registre du Commerce et des Sociétés d</w:t>
-      </w:r>
-      <w:r>
-        <w:rPr>
-          <w:rFonts w:ascii="Arial" w:hAnsi="Arial" w:cs="Arial"/>
-        </w:rPr>
-        <w:t xml:space="preserve">e {client_ville_immatriculation}</w:t>
+        <w:t>, immatriculée au Registre du Commerce et des Sociétés </w:t>
+      </w:r>
+      <w:r>
+        <w:rPr>
+          <w:rFonts w:ascii="Arial" w:hAnsi="Arial" w:cs="Arial"/>
+        </w:rPr>
+        <w:t xml:space="preserve">{client_ville_immatriculation_de}</w:t>
       </w:r>
       <w:r>
         <w:rPr>
@@ -487,7 +487,7 @@
           <w:rFonts w:ascii="Arial" w:hAnsi="Arial" w:cs="Arial"/>
           <w:highlight w:val="yellow"/>
         </w:rPr>
-        <w:t xml:space="preserve">de {postulant_barreau}</w:t>
+        <w:t xml:space="preserve">{postulant_barreau_de}</w:t>
       </w:r>
       <w:r>
         <w:rPr>
@@ -554,7 +554,7 @@
           <w:b/>
           <w:bCs/>
         </w:rPr>
-        <w:t xml:space="preserve">La société {cabinet_raison_sociale} (Maître {avocat_nom_complet})</w:t>
+        <w:t xml:space="preserve">{cabinet_raison_sociale} (Maître {avocat_nom_complet})</w:t>
       </w:r>
       <w:r>
         <w:rPr>
@@ -574,7 +574,7 @@
         <w:rPr>
           <w:rFonts w:ascii="Arial" w:hAnsi="Arial" w:cs="Arial"/>
         </w:rPr>
-        <w:t xml:space="preserve"> au barreau de {cabinet_barreau}, </w:t>
+        <w:t xml:space="preserve"> au barreau {cabinet_barreau_de}, </w:t>
       </w:r>
       <w:r>
         <w:rPr>
@@ -754,13 +754,13 @@
         <w:rPr>
           <w:rFonts w:ascii="Arial" w:hAnsi="Arial" w:cs="Arial"/>
         </w:rPr>
-        <w:t>, immatriculée au Registre du Commerce et des Sociétés d</w:t>
-      </w:r>
-      <w:r>
-        <w:rPr>
-          <w:rFonts w:ascii="Arial" w:hAnsi="Arial" w:cs="Arial"/>
-        </w:rPr>
-        <w:t xml:space="preserve">e {adversaire_ville_immatriculation}</w:t>
+        <w:t>, immatriculée au Registre du Commerce et des Sociétés </w:t>
+      </w:r>
+      <w:r>
+        <w:rPr>
+          <w:rFonts w:ascii="Arial" w:hAnsi="Arial" w:cs="Arial"/>
+        </w:rPr>
+        <w:t xml:space="preserve">{adversaire_ville_immatriculation_de}</w:t>
       </w:r>
       <w:r>
         <w:rPr>
@@ -841,7 +841,7 @@
           <w:b/>
           <w:bCs/>
         </w:rPr>
-        <w:t>À L’AUDIENCE DE RÉFÉRÉ QUI SE TIENDRA LE</w:t>
+        <w:t>À L’AUDIENCE DE RÉFÉRÉ QUI SE TIENDRA</w:t>
       </w:r>
     </w:p>
     <w:p ns2:paraId="77750005" ns2:textId="77777777">
@@ -904,7 +904,7 @@
           <w:b/>
           <w:bCs/>
         </w:rPr>
-        <w:t xml:space="preserve"> {dossier_date_audience}</w:t>
+        <w:t xml:space="preserve"> ({dossier_date_audience})</w:t>
       </w:r>
       <w:r>
         <w:rPr>
@@ -920,7 +920,7 @@
           <w:b/>
           <w:bCs/>
         </w:rPr>
-        <w:t xml:space="preserve"> À </w:t>
+        <w:t xml:space="preserve"> à </w:t>
       </w:r>
       <w:r>
         <w:rPr>
@@ -1000,7 +1000,7 @@
           <w:b/>
           <w:bCs/>
         </w:rPr>
-        <w:t xml:space="preserve">de {dossier_tribunal_ville}</w:t>
+        <w:t xml:space="preserve">{dossier_tribunal_ville_de}</w:t>
       </w:r>
       <w:r>
         <w:rPr>
@@ -1025,7 +1025,7 @@
           <w:b/>
           <w:bCs/>
         </w:rPr>
-        <w:t xml:space="preserve">  </w:t>
+        <w:t xml:space="preserve"> </w:t>
       </w:r>
       <w:r>
         <w:rPr>
@@ -1878,7 +1878,7 @@
           <w:b/>
           <w:bCs/>
         </w:rPr>
-        <w:t xml:space="preserve"> à payer la somme de {dossier_montant_provisionnel} {dossier_montant_provisionnel} {dossier_montant_provisionnel} {dossier_montant_provisionnel} {dossier_montant_provisionnel} {dossier_montant_provisionnel} {dossier_montant_provisionnel} {dossier_montant_provisionnel} {dossier_montant_provisionnel} {dossier_montant_provisionnel} {dossier_montant_provisionnel} {dossier_montant_provisionnel} {dossier_montant_provisionnel} {dossier_montant_provisionnel} {dossier_montant_provisionnel} {dossier_montant_provisionnel} {dossier_montant_provisionnel} {dossier_montant_provisionnel} {dossier_montant_provisionnel} {dossier_montant_provisionnel} {dossier_montant_provisionnel} {dossier_montant_provisionnel} {dossier_montant_provisionnel} {dossier_montant_provisionnel} {dossier_montant_provisionnel} {dossier_montant_provisionnel} {dossier_montant_provisionnel} {dossier_montant_provisionnel} {dossier_montant_provisionnel} {dossier_montant_provisionnel} {dossier_montant_provisionnel} {dossier_montant_provisionnel} {dossier_montant_provisionnel} {dossier_montant_provisionnel} {dossier_montant_provisionnel} {dossier_montant_provisionnel} {dossier_montant_provisionnel} {dossier_montant_provisionnel} {dossier_montant_provisionnel} {dossier_montant_provisionnel} {dossier_montant_provisionnel} {dossier_montant_provisionnel} {dossier_montant_provisionnel} {dossier_montant_provisionnel} {dossier_montant_provisionnel} {dossier_montant_provisionnel} {dossier_montant_provisionnel} {dossier_montant_provisionnel} {dossier_montant_provisionnel} {dossier_montant_provisionnel} {dossier_montant_provisionnel} {dossier_montant_provisionnel} {dossier_montant_provisionnel} {dossier_montant_provisionnel} {dossier_montant_provisionnel} {dossier_montant_provisionnel} {dossier_montant_provisionnel} {dossier_montant_provisionnel} {dossier_montant_provisionnel} {dossier_montant_provisionnel} {dossier_montant_provisionnel} {dossier_montant_provisionnel} {dossier_montant_provisionnel} {dossier_montant_provisionnel} {dossier_montant_provisionnel} {dossier_montant_provisionnel} {dossier_montant_provisionnel} {dossier_montant_provisionnel} {dossier_montant_provisionnel} {dossier_montant_provisionnel} {dossier_montant_provisionnel} {dossier_montant_provisionnel} {dossier_montant_provisionnel} {dossier_montant_provisionnel} {dossier_montant_provisionnel} {dossier_montant_provisionnel} {dossier_montant_provisionnel} {dossier_montant_provisionnel} {dossier_montant_provisionnel} {dossier_montant_provisionnel} {dossier_montant_provisionnel} {dossier_montant_provisionnel} {dossier_montant_provisionnel} {dossier_montant_provisionnel} {dossier_montant_provisionnel} {dossier_montant_provisionnel} {dossier_montant_provisionnel} {dossier_montant_provisionnel} {dossier_montant_provisionnel} {dossier_montant_provisionnel} {dossier_montant_provisionnel} {dossier_montant_provisionnel} {dossier_montant_provisionnel} {dossier_montant_provisionnel} {dossier_montant_provisionnel} {dossier_montant_provisionnel} {dossier_montant_provisionnel} {dossier_montant_provisionnel} {dossier_montant_provisionnel}</w:t>
+        <w:t xml:space="preserve"> à payer la somme de {dossier_montant_provisionnel}</w:t>
       </w:r>
       <w:r>
         <w:rPr>
@@ -1893,53 +1893,8 @@
           <w:rFonts w:ascii="Arial" w:hAnsi="Arial" w:cs="Arial"/>
           <w:b/>
           <w:bCs/>
-          <w:u w:val="single"/>
-        </w:rPr>
-        <w:t xml:space="preserve">         </w:t>
-      </w:r>
-      <w:r>
-        <w:rPr>
-          <w:rFonts w:ascii="Arial" w:hAnsi="Arial" w:cs="Arial"/>
-          <w:b/>
-          <w:bCs/>
-          <w:u w:val="single"/>
-        </w:rPr>
-        <w:t xml:space="preserve">      </w:t>
-      </w:r>
-      <w:r>
-        <w:rPr>
-          <w:rFonts w:ascii="Arial" w:hAnsi="Arial" w:cs="Arial"/>
-          <w:b/>
-          <w:bCs/>
-          <w:u w:val="single"/>
-        </w:rPr>
-        <w:t xml:space="preserve">  </w:t>
-      </w:r>
-      <w:r>
-        <w:rPr>
-          <w:rFonts w:ascii="Arial" w:hAnsi="Arial" w:cs="Arial"/>
-          <w:b/>
-          <w:bCs/>
-          <w:u w:val="single"/>
-        </w:rPr>
-        <w:t xml:space="preserve"> </w:t>
-      </w:r>
-      <w:r>
-        <w:rPr>
-          <w:rFonts w:ascii="Arial" w:hAnsi="Arial" w:cs="Arial"/>
-          <w:b/>
-          <w:bCs/>
-        </w:rPr>
-        <w:t xml:space="preserve"> € TTC, outre les intérêts au taux légal, à compter de la mise en demeure en date du {dossier_date_mise_en_demeure} {dossier_date_mise_en_demeure} {dossier_date_mise_en_demeure} {dossier_date_mise_en_demeure} {dossier_date_mise_en_demeure} {dossier_date_mise_en_demeure} {dossier_date_mise_en_demeure} {dossier_date_mise_en_demeure} {dossier_date_mise_en_demeure} {dossier_date_mise_en_demeure} {dossier_date_mise_en_demeure} {dossier_date_mise_en_demeure} {dossier_date_mise_en_demeure} {dossier_date_mise_en_demeure} {dossier_date_mise_en_demeure} {dossier_date_mise_en_demeure} {dossier_date_mise_en_demeure} {dossier_date_mise_en_demeure} {dossier_date_mise_en_demeure} {dossier_date_mise_en_demeure} {dossier_date_mise_en_demeure} {dossier_date_mise_en_demeure} {dossier_date_mise_en_demeure} {dossier_date_mise_en_demeure} {dossier_date_mise_en_demeure} {dossier_date_mise_en_demeure} {dossier_date_mise_en_demeure} {dossier_date_mise_en_demeure} {dossier_date_mise_en_demeure} {dossier_date_mise_en_demeure} {dossier_date_mise_en_demeure} {dossier_date_mise_en_demeure} {dossier_date_mise_en_demeure} {dossier_date_mise_en_demeure} {dossier_date_mise_en_demeure} {dossier_date_mise_en_demeure} {dossier_date_mise_en_demeure} {dossier_date_mise_en_demeure} {dossier_date_mise_en_demeure} {dossier_date_mise_en_demeure} {dossier_date_mise_en_demeure} {dossier_date_mise_en_demeure} {dossier_date_mise_en_demeure} {dossier_date_mise_en_demeure} {dossier_date_mise_en_demeure} {dossier_date_mise_en_demeure} {dossier_date_mise_en_demeure} {dossier_date_mise_en_demeure} {dossier_date_mise_en_demeure} {dossier_date_mise_en_demeure} {dossier_date_mise_en_demeure} {dossier_date_mise_en_demeure} {dossier_date_mise_en_demeure} {dossier_date_mise_en_demeure} {dossier_date_mise_en_demeure} {dossier_date_mise_en_demeure} {dossier_date_mise_en_demeure} {dossier_date_mise_en_demeure} {dossier_date_mise_en_demeure} {dossier_date_mise_en_demeure} {dossier_date_mise_en_demeure} {dossier_date_mise_en_demeure} {dossier_date_mise_en_demeure} {dossier_date_mise_en_demeure} {dossier_date_mise_en_demeure} {dossier_date_mise_en_demeure} {dossier_date_mise_en_demeure} {dossier_date_mise_en_demeure} {dossier_date_mise_en_demeure} {dossier_date_mise_en_demeure} {dossier_date_mise_en_demeure} {dossier_date_mise_en_demeure} {dossier_date_mise_en_demeure} {dossier_date_mise_en_demeure} {dossier_date_mise_en_demeure} {dossier_date_mise_en_demeure} {dossier_date_mise_en_demeure} {dossier_date_mise_en_demeure} {dossier_date_mise_en_demeure} {dossier_date_mise_en_demeure} {dossier_date_mise_en_demeure} {dossier_date_mise_en_demeure} {dossier_date_mise_en_demeure} {dossier_date_mise_en_demeure} {dossier_date_mise_en_demeure} {dossier_date_mise_en_demeure} {dossier_date_mise_en_demeure} {dossier_date_mise_en_demeure} {dossier_date_mise_en_demeure} {dossier_date_mise_en_demeure} {dossier_date_mise_en_demeure} {dossier_date_mise_en_demeure} {dossier_date_mise_en_demeure} {dossier_date_mise_en_demeure} {dossier_date_mise_en_demeure} {dossier_date_mise_en_demeure} {dossier_date_mise_en_demeure} {dossier_date_mise_en_demeure} {dossier_date_mise_en_demeure} </w:t>
-      </w:r>
-      <w:r>
-        <w:rPr>
-          <w:rFonts w:ascii="Arial" w:hAnsi="Arial" w:cs="Arial"/>
-          <w:b/>
-          <w:bCs/>
-          <w:u w:val="single"/>
-        </w:rPr>
-        <w:t xml:space="preserve">                                 </w:t>
+        </w:rPr>
+        <w:t xml:space="preserve">TTC, outre les intérêts au taux légal, à compter de la mise en demeure en date du {dossier_date_mise_en_demeure} </w:t>
       </w:r>
       <w:r>
         <w:rPr>
@@ -2113,14 +2068,14 @@
           <w:szCs w:val="24"/>
           <w:u w:val="single"/>
         </w:rPr>
-        <w:t xml:space="preserve">                             </w:t>
+        <w:t xml:space="preserve">{dossier_montant_article_700}</w:t>
       </w:r>
       <w:r>
         <w:rPr>
           <w:sz w:val="24"/>
           <w:szCs w:val="24"/>
         </w:rPr>
-        <w:t xml:space="preserve"> € en application des dispositions de l’article 700 du Code de procédure civile.</w:t>
+        <w:t xml:space="preserve"> en application des dispositions de l’article 700 du Code de procédure civile.</w:t>
       </w:r>
     </w:p>
     <w:p ns2:paraId="2AFE63A3" ns2:textId="27AE391D">
@@ -2329,6 +2284,84 @@
         <w:rPr>
           <w:rFonts w:ascii="Arial" w:hAnsi="Arial" w:cs="Arial"/>
         </w:rPr>
+        <w:t xml:space="preserve"> </w:t>
+      </w:r>
+      <w:r>
+        <w:rPr>
+          <w:rFonts w:ascii="Arial" w:hAnsi="Arial" w:cs="Arial"/>
+        </w:rPr>
+        <w:t xml:space="preserve">à titre provisionnel la somme de </w:t>
+      </w:r>
+      <w:r>
+        <w:rPr>
+          <w:rFonts w:ascii="Arial" w:hAnsi="Arial" w:cs="Arial"/>
+          <w:u w:val="single"/>
+        </w:rPr>
+        <w:t xml:space="preserve">{dossier_montant_provisionnel}</w:t>
+      </w:r>
+      <w:r>
+        <w:rPr>
+          <w:rFonts w:ascii="Arial" w:hAnsi="Arial" w:cs="Arial"/>
+        </w:rPr>
+        <w:t xml:space="preserve"> </w:t>
+      </w:r>
+      <w:r>
+        <w:rPr>
+          <w:rFonts w:ascii="Arial" w:hAnsi="Arial" w:cs="Arial"/>
+        </w:rPr>
+        <w:t xml:space="preserve">TTC, outre les intérêts au taux légal, à compter de la mise en demeure en date du </w:t>
+      </w:r>
+      <w:r>
+        <w:rPr>
+          <w:rFonts w:ascii="Arial" w:hAnsi="Arial" w:cs="Arial"/>
+          <w:u w:val="single"/>
+        </w:rPr>
+        <w:t xml:space="preserve">{dossier_date_mise_en_demeure}</w:t>
+      </w:r>
+      <w:r>
+        <w:rPr>
+          <w:rFonts w:ascii="Arial" w:hAnsi="Arial" w:cs="Arial"/>
+        </w:rPr>
+        <w:t xml:space="preserve"> et jusqu’à parfait paiement</w:t>
+      </w:r>
+      <w:r>
+        <w:rPr>
+          <w:rFonts w:ascii="Arial" w:hAnsi="Arial" w:cs="Arial"/>
+        </w:rPr>
+        <w:t> ;</w:t>
+      </w:r>
+    </w:p>
+    <w:p ns2:paraId="2D89FEEF" ns2:textId="77777777">
+      <w:pPr>
+        <w:rPr>
+          <w:rFonts w:ascii="Arial" w:hAnsi="Arial" w:cs="Arial"/>
+        </w:rPr>
+      </w:pPr>
+    </w:p>
+    <w:p ns2:paraId="7D96C82F" ns2:textId="65B51745">
+      <w:pPr>
+        <w:rPr>
+          <w:rFonts w:ascii="Arial" w:hAnsi="Arial" w:cs="Arial"/>
+        </w:rPr>
+      </w:pPr>
+      <w:r>
+        <w:rPr>
+          <w:rFonts w:ascii="Arial" w:hAnsi="Arial" w:cs="Arial"/>
+          <w:b/>
+          <w:bCs/>
+        </w:rPr>
+        <w:t xml:space="preserve">CONDAMNER </w:t>
+      </w:r>
+      <w:r>
+        <w:rPr>
+          <w:rFonts w:ascii="Arial" w:hAnsi="Arial" w:cs="Arial"/>
+        </w:rPr>
+        <w:t xml:space="preserve">{#adversaire_est_morale}la société {adversaire_raison_sociale}{/adversaire_est_morale}{#adversaire_est_physique}{adversaire_denomination}{/adversaire_est_physique}</w:t>
+      </w:r>
+      <w:r>
+        <w:rPr>
+          <w:rFonts w:ascii="Arial" w:hAnsi="Arial" w:cs="Arial"/>
+        </w:rPr>
         <w:t xml:space="preserve"/>
       </w:r>
       <w:r>
@@ -2337,7 +2370,24 @@
         </w:rPr>
         <w:t xml:space="preserve"/>
       </w:r>
-      <w:proofErr w:type="gramStart"/>
+      <w:r>
+        <w:rPr>
+          <w:rFonts w:ascii="Arial" w:hAnsi="Arial" w:cs="Arial"/>
+        </w:rPr>
+        <w:t xml:space="preserve"> </w:t>
+      </w:r>
+      <w:r>
+        <w:rPr>
+          <w:rFonts w:ascii="Arial" w:hAnsi="Arial" w:cs="Arial"/>
+        </w:rPr>
+        <w:t xml:space="preserve">à payer à </w:t>
+      </w:r>
+      <w:r>
+        <w:rPr>
+          <w:rFonts w:ascii="Arial" w:hAnsi="Arial" w:cs="Arial"/>
+        </w:rPr>
+        <w:t xml:space="preserve">{#client_est_morale}la société {client_raison_sociale}{/client_est_morale}{#client_est_physique}{client_nom_complet}{/client_est_physique}</w:t>
+      </w:r>
       <w:r>
         <w:rPr>
           <w:rFonts w:ascii="Arial" w:hAnsi="Arial" w:cs="Arial"/>
@@ -2347,162 +2397,33 @@
       <w:r>
         <w:rPr>
           <w:rFonts w:ascii="Arial" w:hAnsi="Arial" w:cs="Arial"/>
+        </w:rPr>
+        <w:t xml:space="preserve"> </w:t>
+      </w:r>
+      <w:r>
+        <w:rPr>
+          <w:rFonts w:ascii="Arial" w:hAnsi="Arial" w:cs="Arial"/>
+        </w:rPr>
+        <w:t>la somme de</w:t>
+      </w:r>
+      <w:r>
+        <w:rPr>
+          <w:rFonts w:ascii="Arial" w:hAnsi="Arial" w:cs="Arial"/>
+        </w:rPr>
+        <w:t xml:space="preserve"> </w:t>
+      </w:r>
+      <w:r>
+        <w:rPr>
+          <w:rFonts w:ascii="Arial" w:hAnsi="Arial" w:cs="Arial"/>
           <w:u w:val="single"/>
         </w:rPr>
-        <w:t xml:space="preserve">   </w:t>
-      </w:r>
-      <w:proofErr w:type="gramEnd"/>
-      <w:r>
-        <w:rPr>
-          <w:rFonts w:ascii="Arial" w:hAnsi="Arial" w:cs="Arial"/>
-          <w:u w:val="single"/>
-        </w:rPr>
-        <w:t xml:space="preserve">                 </w:t>
-      </w:r>
-      <w:r>
-        <w:rPr>
-          <w:rFonts w:ascii="Arial" w:hAnsi="Arial" w:cs="Arial"/>
-        </w:rPr>
-        <w:t xml:space="preserve"> </w:t>
-      </w:r>
-      <w:r>
-        <w:rPr>
-          <w:rFonts w:ascii="Arial" w:hAnsi="Arial" w:cs="Arial"/>
-        </w:rPr>
-        <w:t xml:space="preserve">à titre provisionnel la somme de </w:t>
-      </w:r>
-      <w:r>
-        <w:rPr>
-          <w:rFonts w:ascii="Arial" w:hAnsi="Arial" w:cs="Arial"/>
-          <w:u w:val="single"/>
-        </w:rPr>
-        <w:t xml:space="preserve">                           </w:t>
-      </w:r>
-      <w:r>
-        <w:rPr>
-          <w:rFonts w:ascii="Arial" w:hAnsi="Arial" w:cs="Arial"/>
-        </w:rPr>
-        <w:t xml:space="preserve"> </w:t>
-      </w:r>
-      <w:r>
-        <w:rPr>
-          <w:rFonts w:ascii="Arial" w:hAnsi="Arial" w:cs="Arial"/>
-        </w:rPr>
-        <w:t xml:space="preserve">TTC, outre les intérêts au taux légal, à compter de la mise en demeure en date du </w:t>
-      </w:r>
-      <w:r>
-        <w:rPr>
-          <w:rFonts w:ascii="Arial" w:hAnsi="Arial" w:cs="Arial"/>
-          <w:u w:val="single"/>
-        </w:rPr>
-        <w:t xml:space="preserve">                   </w:t>
-      </w:r>
-      <w:r>
-        <w:rPr>
-          <w:rFonts w:ascii="Arial" w:hAnsi="Arial" w:cs="Arial"/>
-        </w:rPr>
-        <w:t xml:space="preserve"> et jusqu’à parfait paiement</w:t>
-      </w:r>
-      <w:r>
-        <w:rPr>
-          <w:rFonts w:ascii="Arial" w:hAnsi="Arial" w:cs="Arial"/>
-        </w:rPr>
-        <w:t> ;</w:t>
-      </w:r>
-    </w:p>
-    <w:p ns2:paraId="2D89FEEF" ns2:textId="77777777">
-      <w:pPr>
-        <w:rPr>
-          <w:rFonts w:ascii="Arial" w:hAnsi="Arial" w:cs="Arial"/>
-        </w:rPr>
-      </w:pPr>
-    </w:p>
-    <w:p ns2:paraId="7D96C82F" ns2:textId="65B51745">
-      <w:pPr>
-        <w:rPr>
-          <w:rFonts w:ascii="Arial" w:hAnsi="Arial" w:cs="Arial"/>
-        </w:rPr>
-      </w:pPr>
-      <w:r>
-        <w:rPr>
-          <w:rFonts w:ascii="Arial" w:hAnsi="Arial" w:cs="Arial"/>
-          <w:b/>
-          <w:bCs/>
-        </w:rPr>
-        <w:t xml:space="preserve">CONDAMNER </w:t>
-      </w:r>
-      <w:r>
-        <w:rPr>
-          <w:rFonts w:ascii="Arial" w:hAnsi="Arial" w:cs="Arial"/>
-        </w:rPr>
-        <w:t xml:space="preserve">{#adversaire_est_morale}la société {adversaire_raison_sociale}{/adversaire_est_morale}{#adversaire_est_physique}{adversaire_denomination}{/adversaire_est_physique}</w:t>
-      </w:r>
-      <w:r>
-        <w:rPr>
-          <w:rFonts w:ascii="Arial" w:hAnsi="Arial" w:cs="Arial"/>
-        </w:rPr>
-        <w:t xml:space="preserve"/>
-      </w:r>
-      <w:r>
-        <w:rPr>
-          <w:rFonts w:ascii="Arial" w:hAnsi="Arial" w:cs="Arial"/>
-        </w:rPr>
-        <w:t xml:space="preserve"/>
-      </w:r>
-      <w:r>
-        <w:rPr>
-          <w:rFonts w:ascii="Arial" w:hAnsi="Arial" w:cs="Arial"/>
-        </w:rPr>
-        <w:t xml:space="preserve"> </w:t>
-      </w:r>
-      <w:r>
-        <w:rPr>
-          <w:rFonts w:ascii="Arial" w:hAnsi="Arial" w:cs="Arial"/>
-        </w:rPr>
-        <w:t xml:space="preserve">à payer à </w:t>
-      </w:r>
-      <w:r>
-        <w:rPr>
-          <w:rFonts w:ascii="Arial" w:hAnsi="Arial" w:cs="Arial"/>
-        </w:rPr>
-        <w:t xml:space="preserve">{#client_est_morale}la société {client_raison_sociale}{/client_est_morale}{#client_est_physique}{client_nom_complet}{/client_est_physique}</w:t>
-      </w:r>
-      <w:r>
-        <w:rPr>
-          <w:rFonts w:ascii="Arial" w:hAnsi="Arial" w:cs="Arial"/>
-        </w:rPr>
-        <w:t xml:space="preserve"/>
-      </w:r>
-      <w:r>
-        <w:rPr>
-          <w:rFonts w:ascii="Arial" w:hAnsi="Arial" w:cs="Arial"/>
-        </w:rPr>
-        <w:t xml:space="preserve"> </w:t>
-      </w:r>
-      <w:r>
-        <w:rPr>
-          <w:rFonts w:ascii="Arial" w:hAnsi="Arial" w:cs="Arial"/>
-        </w:rPr>
-        <w:t>la somme de</w:t>
-      </w:r>
-      <w:r>
-        <w:rPr>
-          <w:rFonts w:ascii="Arial" w:hAnsi="Arial" w:cs="Arial"/>
-        </w:rPr>
-        <w:t xml:space="preserve"> </w:t>
-      </w:r>
-      <w:r>
-        <w:rPr>
-          <w:rFonts w:ascii="Arial" w:hAnsi="Arial" w:cs="Arial"/>
-          <w:u w:val="single"/>
-        </w:rPr>
-        <w:t xml:space="preserve">    </w:t>
-      </w:r>
-      <w:r>
-        <w:rPr>
-          <w:rFonts w:ascii="Arial" w:hAnsi="Arial" w:cs="Arial"/>
-        </w:rPr>
-        <w:t xml:space="preserve"> euros au titre </w:t>
+        <w:t xml:space="preserve">{dossier_montant_article_700}</w:t>
+      </w:r>
+      <w:r>
+        <w:rPr>
+          <w:rFonts w:ascii="Arial" w:hAnsi="Arial" w:cs="Arial"/>
+        </w:rPr>
+        <w:t xml:space="preserve"> au titre </w:t>
       </w:r>
       <w:r>
         <w:rPr>

--- a/backend/templates/pragmavox/assignation_refere_commerce.template.docx
+++ b/backend/templates/pragmavox/assignation_refere_commerce.template.docx
@@ -1894,7 +1894,7 @@
           <w:b/>
           <w:bCs/>
         </w:rPr>
-        <w:t xml:space="preserve">TTC, outre les intérêts au taux légal, à compter de la mise en demeure en date du {dossier_date_mise_en_demeure} </w:t>
+        <w:t xml:space="preserve">TTC, outre les intérêts au taux légal, à compter de la mise en demeure en date du {dossier_date_mise_en_demeure}</w:t>
       </w:r>
       <w:r>
         <w:rPr>
